--- a/APPENDICES/Interview_Transcript_Participant_H.docx
+++ b/APPENDICES/Interview_Transcript_Participant_H.docx
@@ -820,11 +820,41 @@
         <w:t xml:space="preserve">Participant: </w:t>
       </w:r>
       <w:r>
-        <w:t xml:space="preserve">Funny you ask, because what you just showed me is almost exactly what we spent a year and a half assembling manually for the CKW migration, the application list for CKW. This would have been a perfect fit; you already have everything ready for it. You could just load in the data and immediately see what's inconsistent. That's literally what happened to me this week: I discovered on my own that a lot of what was in there was wrong, and had to run the anomaly checks manually myself, which took a lot of time, at least two full days </w:t>
+        <w:t xml:space="preserve">Funny you ask, because what you just showed me is almost exactly what we spent a year and a half assembling manually for the </w:t>
+      </w:r>
+      <w:r>
+        <w:rPr>
+          <w:lang w:val="en-US"/>
+        </w:rPr>
+        <w:t>c</w:t>
+      </w:r>
+      <w:r>
+        <w:rPr>
+          <w:lang w:val="en-US"/>
+        </w:rPr>
+        <w:t>ompany</w:t>
+      </w:r>
+      <w:r>
+        <w:t xml:space="preserve"> migration, the application list for </w:t>
+      </w:r>
+      <w:r>
+        <w:rPr>
+          <w:lang w:val="en-US"/>
+        </w:rPr>
+        <w:t>co</w:t>
+      </w:r>
+      <w:r>
+        <w:rPr>
+          <w:lang w:val="en-US"/>
+        </w:rPr>
+        <w:t>mpany A</w:t>
+      </w:r>
+      <w:r>
+        <w:t xml:space="preserve">. This would have been a perfect fit; you already have everything ready for it. You could just load in the data and immediately see what's inconsistent. That's literally what happened to me this week: I discovered on my own that a lot of what was in there was wrong, and had to run the anomaly checks manually myself, which took a lot of time, at least </w:t>
       </w:r>
       <w:r>
         <w:lastRenderedPageBreak/>
-        <w:t>that week. With this tool I think I'd have been done in minutes. So yes, I can absolutely see the value there. And especially if you imagine having several domain agents set up, using something like this to help verify other tickets, whether something's actually needed or not, I could see that working really well, since it can analyze the question, look at its data, and check if there's relevant information. That's almost more of a demand-triage function. I think it could save a substantial amount of work time there too.</w:t>
+        <w:t>two full days that week. With this tool I think I'd have been done in minutes. So yes, I can absolutely see the value there. And especially if you imagine having several domain agents set up, using something like this to help verify other tickets, whether something's actually needed or not, I could see that working really well, since it can analyze the question, look at its data, and check if there's relevant information. That's almost more of a demand-triage function. I think it could save a substantial amount of work time there too.</w:t>
       </w:r>
     </w:p>
     <w:p>
